--- a/src/Tests/Inputs/wordart/input.docx
+++ b/src/Tests/Inputs/wordart/input.docx
@@ -1,6 +1,6 @@
 
 <file path=word/document.xml><?xml version="1.0" encoding="utf-8"?>
-<w:document xmlns:wpc="http://schemas.microsoft.com/office/word/2010/wordprocessingCanvas" xmlns:mc="http://schemas.openxmlformats.org/markup-compatibility/2006" xmlns:o="urn:schemas-microsoft-com:office:office" xmlns:r="http://schemas.openxmlformats.org/officeDocument/2006/relationships" xmlns:m="http://schemas.openxmlformats.org/officeDocument/2006/math" xmlns:v="urn:schemas-microsoft-com:vml" xmlns:wp14="http://schemas.microsoft.com/office/word/2010/wordprocessingDrawing" xmlns:wp="http://schemas.openxmlformats.org/drawingml/2006/wordprocessingDrawing" xmlns:w10="urn:schemas-microsoft-com:office:word" xmlns:w="http://schemas.openxmlformats.org/wordprocessingml/2006/main" xmlns:w14="http://schemas.microsoft.com/office/word/2010/wordml" xmlns:w15="http://schemas.microsoft.com/office/word/2012/wordml" xmlns:wpg="http://schemas.microsoft.com/office/word/2010/wordprocessingGroup" xmlns:wpi="http://schemas.microsoft.com/office/word/2010/wordprocessingInk" xmlns:wne="http://schemas.microsoft.com/office/word/2006/wordml" xmlns:wps="http://schemas.microsoft.com/office/word/2010/wordprocessingShape" xmlns:cx="http://schemas.microsoft.com/office/drawing/2014/chartex" xmlns:cx1="http://schemas.microsoft.com/office/drawing/2015/9/8/chartex" xmlns:cx2="http://schemas.microsoft.com/office/drawing/2015/10/21/chartex" xmlns:cx3="http://schemas.microsoft.com/office/drawing/2016/5/9/chartex" xmlns:cx4="http://schemas.microsoft.com/office/drawing/2016/5/10/chartex" xmlns:cx5="http://schemas.microsoft.com/office/drawing/2016/5/11/chartex" xmlns:cx6="http://schemas.microsoft.com/office/drawing/2016/5/12/chartex" xmlns:cx7="http://schemas.microsoft.com/office/drawing/2016/5/13/chartex" xmlns:cx8="http://schemas.microsoft.com/office/drawing/2016/5/14/chartex" xmlns:aink="http://schemas.microsoft.com/office/drawing/2016/ink" xmlns:am3d="http://schemas.microsoft.com/office/drawing/2017/model3d" xmlns:w16cex="http://schemas.microsoft.com/office/word/2018/wordml/cex" xmlns:w16cid="http://schemas.microsoft.com/office/word/2016/wordml/cid" xmlns:w16="http://schemas.microsoft.com/office/word/2018/wordml" xmlns:w16sdtdh="http://schemas.microsoft.com/office/word/2020/wordml/sdtdatahash" xmlns:w16se="http://schemas.microsoft.com/office/word/2015/wordml/symex" mc:Ignorable="w14 w15 wp14">
+<w:document xmlns:a="http://schemas.openxmlformats.org/drawingml/2006/main" xmlns:wpc="http://schemas.microsoft.com/office/word/2010/wordprocessingCanvas" xmlns:mc="http://schemas.openxmlformats.org/markup-compatibility/2006" xmlns:o="urn:schemas-microsoft-com:office:office" xmlns:r="http://schemas.openxmlformats.org/officeDocument/2006/relationships" xmlns:m="http://schemas.openxmlformats.org/officeDocument/2006/math" xmlns:v="urn:schemas-microsoft-com:vml" xmlns:wp14="http://schemas.microsoft.com/office/word/2010/wordprocessingDrawing" xmlns:wp="http://schemas.openxmlformats.org/drawingml/2006/wordprocessingDrawing" xmlns:w10="urn:schemas-microsoft-com:office:word" xmlns:w="http://schemas.openxmlformats.org/wordprocessingml/2006/main" xmlns:w14="http://schemas.microsoft.com/office/word/2010/wordml" xmlns:w15="http://schemas.microsoft.com/office/word/2012/wordml" xmlns:wpg="http://schemas.microsoft.com/office/word/2010/wordprocessingGroup" xmlns:wpi="http://schemas.microsoft.com/office/word/2010/wordprocessingInk" xmlns:wne="http://schemas.microsoft.com/office/word/2006/wordml" xmlns:wps="http://schemas.microsoft.com/office/word/2010/wordprocessingShape" xmlns:cx="http://schemas.microsoft.com/office/drawing/2014/chartex" xmlns:cx1="http://schemas.microsoft.com/office/drawing/2015/9/8/chartex" xmlns:cx2="http://schemas.microsoft.com/office/drawing/2015/10/21/chartex" xmlns:cx3="http://schemas.microsoft.com/office/drawing/2016/5/9/chartex" xmlns:cx4="http://schemas.microsoft.com/office/drawing/2016/5/10/chartex" xmlns:cx5="http://schemas.microsoft.com/office/drawing/2016/5/11/chartex" xmlns:cx6="http://schemas.microsoft.com/office/drawing/2016/5/12/chartex" xmlns:cx7="http://schemas.microsoft.com/office/drawing/2016/5/13/chartex" xmlns:cx8="http://schemas.microsoft.com/office/drawing/2016/5/14/chartex" xmlns:aink="http://schemas.microsoft.com/office/drawing/2016/ink" xmlns:am3d="http://schemas.microsoft.com/office/drawing/2017/model3d" xmlns:w16cex="http://schemas.microsoft.com/office/word/2018/wordml/cex" xmlns:w16cid="http://schemas.microsoft.com/office/word/2016/wordml/cid" xmlns:w16="http://schemas.microsoft.com/office/word/2018/wordml" xmlns:w16sdtdh="http://schemas.microsoft.com/office/word/2020/wordml/sdtdatahash" xmlns:w16se="http://schemas.microsoft.com/office/word/2015/wordml/symex" mc:Ignorable="w14 w15 wp14">
   <w:body>
     <w:p>
       <w:pPr>
@@ -9,7 +9,7 @@
       </w:pPr>
       <w:r>
         <w:rPr>
-          <w:rFonts w:ascii="Impact" w:cs="Impact" w:eastAsia="Impact" w:hAnsi="Impact"/>
+          <w:rFonts w:ascii="Impact" w:hAnsi="Impact" w:eastAsia="Impact" w:cs="Impact"/>
           <w:b/>
           <w:bCs/>
           <w:color w:val="1F4E79"/>
@@ -781,7 +781,7 @@
       </w:pPr>
       <w:r>
         <w:rPr>
-          <w:rFonts w:ascii="Impact" w:cs="Impact" w:eastAsia="Impact" w:hAnsi="Impact"/>
+          <w:rFonts w:ascii="Impact" w:hAnsi="Impact" w:eastAsia="Impact" w:cs="Impact"/>
           <w:b/>
           <w:bCs/>
           <w:color w:val="FF6600"/>
@@ -798,7 +798,7 @@
       </w:pPr>
       <w:r>
         <w:rPr>
-          <w:rFonts w:ascii="Georgia" w:cs="Georgia" w:eastAsia="Georgia" w:hAnsi="Georgia"/>
+          <w:rFonts w:ascii="Georgia" w:hAnsi="Georgia" w:eastAsia="Georgia" w:cs="Georgia"/>
           <w:i/>
           <w:iCs/>
           <w:color w:val="663399"/>
@@ -815,7 +815,7 @@
       </w:pPr>
       <w:r>
         <w:rPr>
-          <w:rFonts w:ascii="Arial Black" w:cs="Arial Black" w:eastAsia="Arial Black" w:hAnsi="Arial Black"/>
+          <w:rFonts w:ascii="Arial Black" w:hAnsi="Arial Black" w:eastAsia="Arial Black" w:cs="Arial Black"/>
           <w:b/>
           <w:bCs/>
           <w:color w:val="FF0000"/>
@@ -826,7 +826,7 @@
       </w:r>
       <w:r>
         <w:rPr>
-          <w:rFonts w:ascii="Arial Black" w:cs="Arial Black" w:eastAsia="Arial Black" w:hAnsi="Arial Black"/>
+          <w:rFonts w:ascii="Arial Black" w:hAnsi="Arial Black" w:eastAsia="Arial Black" w:cs="Arial Black"/>
           <w:b/>
           <w:bCs/>
           <w:color w:val="FF7F00"/>
@@ -837,7 +837,7 @@
       </w:r>
       <w:r>
         <w:rPr>
-          <w:rFonts w:ascii="Arial Black" w:cs="Arial Black" w:eastAsia="Arial Black" w:hAnsi="Arial Black"/>
+          <w:rFonts w:ascii="Arial Black" w:hAnsi="Arial Black" w:eastAsia="Arial Black" w:cs="Arial Black"/>
           <w:b/>
           <w:bCs/>
           <w:color w:val="FFFF00"/>
@@ -848,7 +848,7 @@
       </w:r>
       <w:r>
         <w:rPr>
-          <w:rFonts w:ascii="Arial Black" w:cs="Arial Black" w:eastAsia="Arial Black" w:hAnsi="Arial Black"/>
+          <w:rFonts w:ascii="Arial Black" w:hAnsi="Arial Black" w:eastAsia="Arial Black" w:cs="Arial Black"/>
           <w:b/>
           <w:bCs/>
           <w:color w:val="00FF00"/>
@@ -859,7 +859,7 @@
       </w:r>
       <w:r>
         <w:rPr>
-          <w:rFonts w:ascii="Arial Black" w:cs="Arial Black" w:eastAsia="Arial Black" w:hAnsi="Arial Black"/>
+          <w:rFonts w:ascii="Arial Black" w:hAnsi="Arial Black" w:eastAsia="Arial Black" w:cs="Arial Black"/>
           <w:b/>
           <w:bCs/>
           <w:color w:val="0000FF"/>
@@ -870,7 +870,7 @@
       </w:r>
       <w:r>
         <w:rPr>
-          <w:rFonts w:ascii="Arial Black" w:cs="Arial Black" w:eastAsia="Arial Black" w:hAnsi="Arial Black"/>
+          <w:rFonts w:ascii="Arial Black" w:hAnsi="Arial Black" w:eastAsia="Arial Black" w:cs="Arial Black"/>
           <w:b/>
           <w:bCs/>
           <w:color w:val="4B0082"/>
@@ -881,7 +881,7 @@
       </w:r>
       <w:r>
         <w:rPr>
-          <w:rFonts w:ascii="Arial Black" w:cs="Arial Black" w:eastAsia="Arial Black" w:hAnsi="Arial Black"/>
+          <w:rFonts w:ascii="Arial Black" w:hAnsi="Arial Black" w:eastAsia="Arial Black" w:cs="Arial Black"/>
           <w:b/>
           <w:bCs/>
           <w:color w:val="9400D3"/>
@@ -919,7 +919,7 @@
       </w:pPr>
       <w:r>
         <w:rPr>
-          <w:rFonts w:ascii="Impact" w:cs="Impact" w:eastAsia="Impact" w:hAnsi="Impact"/>
+          <w:rFonts w:ascii="Impact" w:hAnsi="Impact" w:eastAsia="Impact" w:cs="Impact"/>
           <w:b/>
           <w:bCs/>
           <w:color w:val="333333"/>
@@ -936,7 +936,7 @@
       </w:pPr>
       <w:r>
         <w:rPr>
-          <w:rFonts w:ascii="Impact" w:cs="Impact" w:eastAsia="Impact" w:hAnsi="Impact"/>
+          <w:rFonts w:ascii="Impact" w:hAnsi="Impact" w:eastAsia="Impact" w:cs="Impact"/>
           <w:b/>
           <w:bCs/>
           <w:color w:val="333333"/>
@@ -953,7 +953,7 @@
       </w:pPr>
       <w:r>
         <w:rPr>
-          <w:rFonts w:ascii="Impact" w:cs="Impact" w:eastAsia="Impact" w:hAnsi="Impact"/>
+          <w:rFonts w:ascii="Impact" w:hAnsi="Impact" w:eastAsia="Impact" w:cs="Impact"/>
           <w:b/>
           <w:bCs/>
           <w:color w:val="333333"/>
@@ -970,7 +970,7 @@
       </w:pPr>
       <w:r>
         <w:rPr>
-          <w:rFonts w:ascii="Impact" w:cs="Impact" w:eastAsia="Impact" w:hAnsi="Impact"/>
+          <w:rFonts w:ascii="Impact" w:hAnsi="Impact" w:eastAsia="Impact" w:cs="Impact"/>
           <w:b/>
           <w:bCs/>
           <w:color w:val="333333"/>
@@ -987,7 +987,7 @@
       </w:pPr>
       <w:r>
         <w:rPr>
-          <w:rFonts w:ascii="Impact" w:cs="Impact" w:eastAsia="Impact" w:hAnsi="Impact"/>
+          <w:rFonts w:ascii="Impact" w:hAnsi="Impact" w:eastAsia="Impact" w:cs="Impact"/>
           <w:b/>
           <w:bCs/>
           <w:color w:val="333333"/>
@@ -1004,7 +1004,7 @@
       </w:pPr>
       <w:r>
         <w:rPr>
-          <w:rFonts w:ascii="Impact" w:cs="Impact" w:eastAsia="Impact" w:hAnsi="Impact"/>
+          <w:rFonts w:ascii="Impact" w:hAnsi="Impact" w:eastAsia="Impact" w:cs="Impact"/>
           <w:b/>
           <w:bCs/>
           <w:color w:val="333333"/>
@@ -1042,7 +1042,7 @@
       </w:pPr>
       <w:r>
         <w:rPr>
-          <w:rFonts w:ascii="Arial Black" w:cs="Arial Black" w:eastAsia="Arial Black" w:hAnsi="Arial Black"/>
+          <w:rFonts w:ascii="Arial Black" w:hAnsi="Arial Black" w:eastAsia="Arial Black" w:cs="Arial Black"/>
           <w:b/>
           <w:bCs/>
           <w:color w:val="0066CC"/>
@@ -1059,7 +1059,7 @@
       </w:pPr>
       <w:r>
         <w:rPr>
-          <w:rFonts w:ascii="Times New Roman" w:cs="Times New Roman" w:eastAsia="Times New Roman" w:hAnsi="Times New Roman"/>
+          <w:rFonts w:ascii="Times New Roman" w:hAnsi="Times New Roman" w:eastAsia="Times New Roman" w:cs="Times New Roman"/>
           <w:b/>
           <w:bCs/>
           <w:color w:val="006633"/>
@@ -1076,7 +1076,7 @@
       </w:pPr>
       <w:r>
         <w:rPr>
-          <w:rFonts w:ascii="Georgia" w:cs="Georgia" w:eastAsia="Georgia" w:hAnsi="Georgia"/>
+          <w:rFonts w:ascii="Georgia" w:hAnsi="Georgia" w:eastAsia="Georgia" w:cs="Georgia"/>
           <w:b/>
           <w:bCs/>
           <w:i/>
@@ -1095,7 +1095,7 @@
       </w:pPr>
       <w:r>
         <w:rPr>
-          <w:rFonts w:ascii="Verdana" w:cs="Verdana" w:eastAsia="Verdana" w:hAnsi="Verdana"/>
+          <w:rFonts w:ascii="Verdana" w:hAnsi="Verdana" w:eastAsia="Verdana" w:cs="Verdana"/>
           <w:b/>
           <w:bCs/>
           <w:color w:val="336699"/>
@@ -1112,7 +1112,7 @@
       </w:pPr>
       <w:r>
         <w:rPr>
-          <w:rFonts w:ascii="Trebuchet MS" w:cs="Trebuchet MS" w:eastAsia="Trebuchet MS" w:hAnsi="Trebuchet MS"/>
+          <w:rFonts w:ascii="Trebuchet MS" w:hAnsi="Trebuchet MS" w:eastAsia="Trebuchet MS" w:cs="Trebuchet MS"/>
           <w:b/>
           <w:bCs/>
           <w:color w:val="CC3300"/>
@@ -1129,7 +1129,7 @@
       </w:pPr>
       <w:r>
         <w:rPr>
-          <w:rFonts w:ascii="Courier New" w:cs="Courier New" w:eastAsia="Courier New" w:hAnsi="Courier New"/>
+          <w:rFonts w:ascii="Courier New" w:hAnsi="Courier New" w:eastAsia="Courier New" w:cs="Courier New"/>
           <w:b/>
           <w:bCs/>
           <w:color w:val="666666"/>
@@ -1167,7 +1167,7 @@
       </w:pPr>
       <w:r>
         <w:rPr>
-          <w:rFonts w:ascii="Impact" w:cs="Impact" w:eastAsia="Impact" w:hAnsi="Impact"/>
+          <w:rFonts w:ascii="Impact" w:hAnsi="Impact" w:eastAsia="Impact" w:cs="Impact"/>
           <w:b/>
           <w:bCs/>
           <w:color w:val="0077B6"/>
@@ -1184,7 +1184,7 @@
       </w:pPr>
       <w:r>
         <w:rPr>
-          <w:rFonts w:ascii="Impact" w:cs="Impact" w:eastAsia="Impact" w:hAnsi="Impact"/>
+          <w:rFonts w:ascii="Impact" w:hAnsi="Impact" w:eastAsia="Impact" w:cs="Impact"/>
           <w:b/>
           <w:bCs/>
           <w:color w:val="228B22"/>
@@ -1201,7 +1201,7 @@
       </w:pPr>
       <w:r>
         <w:rPr>
-          <w:rFonts w:ascii="Impact" w:cs="Impact" w:eastAsia="Impact" w:hAnsi="Impact"/>
+          <w:rFonts w:ascii="Impact" w:hAnsi="Impact" w:eastAsia="Impact" w:cs="Impact"/>
           <w:b/>
           <w:bCs/>
           <w:color w:val="FF4500"/>
@@ -1218,7 +1218,7 @@
       </w:pPr>
       <w:r>
         <w:rPr>
-          <w:rFonts w:ascii="Impact" w:cs="Impact" w:eastAsia="Impact" w:hAnsi="Impact"/>
+          <w:rFonts w:ascii="Impact" w:hAnsi="Impact" w:eastAsia="Impact" w:cs="Impact"/>
           <w:b/>
           <w:bCs/>
           <w:color w:val="7B68EE"/>
@@ -1235,7 +1235,7 @@
       </w:pPr>
       <w:r>
         <w:rPr>
-          <w:rFonts w:ascii="Impact" w:cs="Impact" w:eastAsia="Impact" w:hAnsi="Impact"/>
+          <w:rFonts w:ascii="Impact" w:hAnsi="Impact" w:eastAsia="Impact" w:cs="Impact"/>
           <w:b/>
           <w:bCs/>
           <w:color w:val="DC143C"/>
@@ -1252,7 +1252,7 @@
       </w:pPr>
       <w:r>
         <w:rPr>
-          <w:rFonts w:ascii="Impact" w:cs="Impact" w:eastAsia="Impact" w:hAnsi="Impact"/>
+          <w:rFonts w:ascii="Impact" w:hAnsi="Impact" w:eastAsia="Impact" w:cs="Impact"/>
           <w:b/>
           <w:bCs/>
           <w:color w:val="FFD700"/>
@@ -1290,7 +1290,7 @@
       </w:pPr>
       <w:r>
         <w:rPr>
-          <w:rFonts w:ascii="Arial" w:cs="Arial" w:eastAsia="Arial" w:hAnsi="Arial"/>
+          <w:rFonts w:ascii="Arial" w:hAnsi="Arial" w:eastAsia="Arial" w:cs="Arial"/>
           <w:b/>
           <w:bCs/>
           <w:color w:val="333333"/>
@@ -1308,7 +1308,7 @@
       </w:pPr>
       <w:r>
         <w:rPr>
-          <w:rFonts w:ascii="Arial" w:cs="Arial" w:eastAsia="Arial" w:hAnsi="Arial"/>
+          <w:rFonts w:ascii="Arial" w:hAnsi="Arial" w:eastAsia="Arial" w:cs="Arial"/>
           <w:b/>
           <w:bCs/>
           <w:color w:val="333333"/>
@@ -1326,7 +1326,7 @@
       </w:pPr>
       <w:r>
         <w:rPr>
-          <w:rFonts w:ascii="Arial" w:cs="Arial" w:eastAsia="Arial" w:hAnsi="Arial"/>
+          <w:rFonts w:ascii="Arial" w:hAnsi="Arial" w:eastAsia="Arial" w:cs="Arial"/>
           <w:b/>
           <w:bCs/>
           <w:strike/>
@@ -1344,7 +1344,7 @@
       </w:pPr>
       <w:r>
         <w:rPr>
-          <w:rFonts w:ascii="Georgia" w:cs="Georgia" w:eastAsia="Georgia" w:hAnsi="Georgia"/>
+          <w:rFonts w:ascii="Georgia" w:hAnsi="Georgia" w:eastAsia="Georgia" w:cs="Georgia"/>
           <w:b/>
           <w:bCs/>
           <w:smallCaps/>
@@ -1362,7 +1362,7 @@
       </w:pPr>
       <w:r>
         <w:rPr>
-          <w:rFonts w:ascii="Arial" w:cs="Arial" w:eastAsia="Arial" w:hAnsi="Arial"/>
+          <w:rFonts w:ascii="Arial" w:hAnsi="Arial" w:eastAsia="Arial" w:cs="Arial"/>
           <w:b/>
           <w:bCs/>
           <w:caps/>
@@ -1380,7 +1380,7 @@
       </w:pPr>
       <w:r>
         <w:rPr>
-          <w:rFonts w:ascii="Arial" w:cs="Arial" w:eastAsia="Arial" w:hAnsi="Arial"/>
+          <w:rFonts w:ascii="Arial" w:hAnsi="Arial" w:eastAsia="Arial" w:cs="Arial"/>
           <w:sz w:val="40"/>
           <w:szCs w:val="40"/>
         </w:rPr>
@@ -1388,7 +1388,7 @@
       </w:r>
       <w:r>
         <w:rPr>
-          <w:rFonts w:ascii="Arial" w:cs="Arial" w:eastAsia="Arial" w:hAnsi="Arial"/>
+          <w:rFonts w:ascii="Arial" w:hAnsi="Arial" w:eastAsia="Arial" w:cs="Arial"/>
           <w:sz w:val="40"/>
           <w:szCs w:val="40"/>
           <w:vertAlign w:val="superscript"/>
@@ -1397,7 +1397,7 @@
       </w:r>
       <w:r>
         <w:rPr>
-          <w:rFonts w:ascii="Arial" w:cs="Arial" w:eastAsia="Arial" w:hAnsi="Arial"/>
+          <w:rFonts w:ascii="Arial" w:hAnsi="Arial" w:eastAsia="Arial" w:cs="Arial"/>
           <w:sz w:val="40"/>
           <w:szCs w:val="40"/>
         </w:rPr>
@@ -1405,7 +1405,7 @@
       </w:r>
       <w:r>
         <w:rPr>
-          <w:rFonts w:ascii="Arial" w:cs="Arial" w:eastAsia="Arial" w:hAnsi="Arial"/>
+          <w:rFonts w:ascii="Arial" w:hAnsi="Arial" w:eastAsia="Arial" w:cs="Arial"/>
           <w:sz w:val="40"/>
           <w:szCs w:val="40"/>
           <w:vertAlign w:val="subscript"/>
@@ -1441,7 +1441,7 @@
       </w:pPr>
       <w:r>
         <w:rPr>
-          <w:rFonts w:ascii="Arial" w:cs="Arial" w:eastAsia="Arial" w:hAnsi="Arial"/>
+          <w:rFonts w:ascii="Arial" w:hAnsi="Arial" w:eastAsia="Arial" w:cs="Arial"/>
           <w:b/>
           <w:bCs/>
           <w:sz w:val="48"/>
@@ -1459,7 +1459,7 @@
       </w:pPr>
       <w:r>
         <w:rPr>
-          <w:rFonts w:ascii="Arial" w:cs="Arial" w:eastAsia="Arial" w:hAnsi="Arial"/>
+          <w:rFonts w:ascii="Arial" w:hAnsi="Arial" w:eastAsia="Arial" w:cs="Arial"/>
           <w:b/>
           <w:bCs/>
           <w:sz w:val="48"/>
@@ -1477,7 +1477,7 @@
       </w:pPr>
       <w:r>
         <w:rPr>
-          <w:rFonts w:ascii="Arial" w:cs="Arial" w:eastAsia="Arial" w:hAnsi="Arial"/>
+          <w:rFonts w:ascii="Arial" w:hAnsi="Arial" w:eastAsia="Arial" w:cs="Arial"/>
           <w:b/>
           <w:bCs/>
           <w:sz w:val="48"/>
@@ -1495,7 +1495,7 @@
       </w:pPr>
       <w:r>
         <w:rPr>
-          <w:rFonts w:ascii="Arial" w:cs="Arial" w:eastAsia="Arial" w:hAnsi="Arial"/>
+          <w:rFonts w:ascii="Arial" w:hAnsi="Arial" w:eastAsia="Arial" w:cs="Arial"/>
           <w:b/>
           <w:bCs/>
           <w:sz w:val="48"/>
@@ -1513,7 +1513,7 @@
       </w:pPr>
       <w:r>
         <w:rPr>
-          <w:rFonts w:ascii="Arial" w:cs="Arial" w:eastAsia="Arial" w:hAnsi="Arial"/>
+          <w:rFonts w:ascii="Arial" w:hAnsi="Arial" w:eastAsia="Arial" w:cs="Arial"/>
           <w:b/>
           <w:bCs/>
           <w:sz w:val="48"/>
@@ -1552,7 +1552,7 @@
       </w:pPr>
       <w:r>
         <w:rPr>
-          <w:rFonts w:ascii="Georgia" w:cs="Georgia" w:eastAsia="Georgia" w:hAnsi="Georgia"/>
+          <w:rFonts w:ascii="Georgia" w:hAnsi="Georgia" w:eastAsia="Georgia" w:cs="Georgia"/>
           <w:b/>
           <w:bCs/>
           <w:i/>
@@ -1571,7 +1571,7 @@
       </w:pPr>
       <w:r>
         <w:rPr>
-          <w:rFonts w:ascii="Arial" w:cs="Arial" w:eastAsia="Arial" w:hAnsi="Arial"/>
+          <w:rFonts w:ascii="Arial" w:hAnsi="Arial" w:eastAsia="Arial" w:cs="Arial"/>
           <w:b/>
           <w:bCs/>
           <w:color w:val="000080"/>
@@ -1591,7 +1591,7 @@
       </w:pPr>
       <w:r>
         <w:rPr>
-          <w:rFonts w:ascii="Impact" w:cs="Impact" w:eastAsia="Impact" w:hAnsi="Impact"/>
+          <w:rFonts w:ascii="Impact" w:hAnsi="Impact" w:eastAsia="Impact" w:cs="Impact"/>
           <w:b/>
           <w:bCs/>
           <w:color w:val="FF0000"/>
@@ -1602,7 +1602,7 @@
       </w:r>
       <w:r>
         <w:rPr>
-          <w:rFonts w:ascii="Impact" w:cs="Impact" w:eastAsia="Impact" w:hAnsi="Impact"/>
+          <w:rFonts w:ascii="Impact" w:hAnsi="Impact" w:eastAsia="Impact" w:cs="Impact"/>
           <w:b/>
           <w:bCs/>
           <w:color w:val="000000"/>
@@ -1613,7 +1613,7 @@
       </w:r>
       <w:r>
         <w:rPr>
-          <w:rFonts w:ascii="Impact" w:cs="Impact" w:eastAsia="Impact" w:hAnsi="Impact"/>
+          <w:rFonts w:ascii="Impact" w:hAnsi="Impact" w:eastAsia="Impact" w:cs="Impact"/>
           <w:b/>
           <w:bCs/>
           <w:color w:val="00FF00"/>
@@ -1633,7 +1633,7 @@
       </w:r>
       <w:r>
         <w:rPr>
-          <w:rFonts w:ascii="Impact" w:cs="Impact" w:eastAsia="Impact" w:hAnsi="Impact"/>
+          <w:rFonts w:ascii="Impact" w:hAnsi="Impact" w:eastAsia="Impact" w:cs="Impact"/>
           <w:b/>
           <w:bCs/>
           <w:color w:val="0000FF"/>
@@ -1650,7 +1650,7 @@
       </w:pPr>
       <w:r>
         <w:rPr>
-          <w:rFonts w:ascii="Arial Black" w:cs="Arial Black" w:eastAsia="Arial Black" w:hAnsi="Arial Black"/>
+          <w:rFonts w:ascii="Arial Black" w:hAnsi="Arial Black" w:eastAsia="Arial Black" w:cs="Arial Black"/>
           <w:b/>
           <w:bCs/>
           <w:color w:val="4285F4"/>
@@ -1661,7 +1661,7 @@
       </w:r>
       <w:r>
         <w:rPr>
-          <w:rFonts w:ascii="Arial Black" w:cs="Arial Black" w:eastAsia="Arial Black" w:hAnsi="Arial Black"/>
+          <w:rFonts w:ascii="Arial Black" w:hAnsi="Arial Black" w:eastAsia="Arial Black" w:cs="Arial Black"/>
           <w:b/>
           <w:bCs/>
           <w:color w:val="EA4335"/>
@@ -1672,7 +1672,7 @@
       </w:r>
       <w:r>
         <w:rPr>
-          <w:rFonts w:ascii="Arial Black" w:cs="Arial Black" w:eastAsia="Arial Black" w:hAnsi="Arial Black"/>
+          <w:rFonts w:ascii="Arial Black" w:hAnsi="Arial Black" w:eastAsia="Arial Black" w:cs="Arial Black"/>
           <w:b/>
           <w:bCs/>
           <w:color w:val="FBBC05"/>
@@ -1683,7 +1683,7 @@
       </w:r>
       <w:r>
         <w:rPr>
-          <w:rFonts w:ascii="Arial Black" w:cs="Arial Black" w:eastAsia="Arial Black" w:hAnsi="Arial Black"/>
+          <w:rFonts w:ascii="Arial Black" w:hAnsi="Arial Black" w:eastAsia="Arial Black" w:cs="Arial Black"/>
           <w:b/>
           <w:bCs/>
           <w:color w:val="4285F4"/>
@@ -1694,7 +1694,7 @@
       </w:r>
       <w:r>
         <w:rPr>
-          <w:rFonts w:ascii="Arial Black" w:cs="Arial Black" w:eastAsia="Arial Black" w:hAnsi="Arial Black"/>
+          <w:rFonts w:ascii="Arial Black" w:hAnsi="Arial Black" w:eastAsia="Arial Black" w:cs="Arial Black"/>
           <w:b/>
           <w:bCs/>
           <w:color w:val="34A853"/>
@@ -1705,7 +1705,7 @@
       </w:r>
       <w:r>
         <w:rPr>
-          <w:rFonts w:ascii="Arial Black" w:cs="Arial Black" w:eastAsia="Arial Black" w:hAnsi="Arial Black"/>
+          <w:rFonts w:ascii="Arial Black" w:hAnsi="Arial Black" w:eastAsia="Arial Black" w:cs="Arial Black"/>
           <w:b/>
           <w:bCs/>
           <w:color w:val="EA4335"/>
@@ -1716,7 +1716,7 @@
       </w:r>
       <w:r>
         <w:rPr>
-          <w:rFonts w:ascii="Arial Black" w:cs="Arial Black" w:eastAsia="Arial Black" w:hAnsi="Arial Black"/>
+          <w:rFonts w:ascii="Arial Black" w:hAnsi="Arial Black" w:eastAsia="Arial Black" w:cs="Arial Black"/>
           <w:b/>
           <w:bCs/>
           <w:color w:val="666666"/>
@@ -1754,7 +1754,7 @@
       </w:pPr>
       <w:r>
         <w:rPr>
-          <w:rFonts w:ascii="Impact" w:cs="Impact" w:eastAsia="Impact" w:hAnsi="Impact"/>
+          <w:rFonts w:ascii="Impact" w:hAnsi="Impact" w:eastAsia="Impact" w:cs="Impact"/>
           <w:b/>
           <w:bCs/>
           <w:color w:val="001F3F"/>
@@ -1765,7 +1765,7 @@
       </w:r>
       <w:r>
         <w:rPr>
-          <w:rFonts w:ascii="Impact" w:cs="Impact" w:eastAsia="Impact" w:hAnsi="Impact"/>
+          <w:rFonts w:ascii="Impact" w:hAnsi="Impact" w:eastAsia="Impact" w:cs="Impact"/>
           <w:b/>
           <w:bCs/>
           <w:color w:val="003366"/>
@@ -1776,7 +1776,7 @@
       </w:r>
       <w:r>
         <w:rPr>
-          <w:rFonts w:ascii="Impact" w:cs="Impact" w:eastAsia="Impact" w:hAnsi="Impact"/>
+          <w:rFonts w:ascii="Impact" w:hAnsi="Impact" w:eastAsia="Impact" w:cs="Impact"/>
           <w:b/>
           <w:bCs/>
           <w:color w:val="004C99"/>
@@ -1787,7 +1787,7 @@
       </w:r>
       <w:r>
         <w:rPr>
-          <w:rFonts w:ascii="Impact" w:cs="Impact" w:eastAsia="Impact" w:hAnsi="Impact"/>
+          <w:rFonts w:ascii="Impact" w:hAnsi="Impact" w:eastAsia="Impact" w:cs="Impact"/>
           <w:b/>
           <w:bCs/>
           <w:color w:val="0066CC"/>
@@ -1807,7 +1807,7 @@
       </w:r>
       <w:r>
         <w:rPr>
-          <w:rFonts w:ascii="Impact" w:cs="Impact" w:eastAsia="Impact" w:hAnsi="Impact"/>
+          <w:rFonts w:ascii="Impact" w:hAnsi="Impact" w:eastAsia="Impact" w:cs="Impact"/>
           <w:b/>
           <w:bCs/>
           <w:color w:val="0080FF"/>
@@ -1818,7 +1818,7 @@
       </w:r>
       <w:r>
         <w:rPr>
-          <w:rFonts w:ascii="Impact" w:cs="Impact" w:eastAsia="Impact" w:hAnsi="Impact"/>
+          <w:rFonts w:ascii="Impact" w:hAnsi="Impact" w:eastAsia="Impact" w:cs="Impact"/>
           <w:b/>
           <w:bCs/>
           <w:color w:val="3399FF"/>
@@ -1829,7 +1829,7 @@
       </w:r>
       <w:r>
         <w:rPr>
-          <w:rFonts w:ascii="Impact" w:cs="Impact" w:eastAsia="Impact" w:hAnsi="Impact"/>
+          <w:rFonts w:ascii="Impact" w:hAnsi="Impact" w:eastAsia="Impact" w:cs="Impact"/>
           <w:b/>
           <w:bCs/>
           <w:color w:val="66B2FF"/>
@@ -1840,7 +1840,7 @@
       </w:r>
       <w:r>
         <w:rPr>
-          <w:rFonts w:ascii="Impact" w:cs="Impact" w:eastAsia="Impact" w:hAnsi="Impact"/>
+          <w:rFonts w:ascii="Impact" w:hAnsi="Impact" w:eastAsia="Impact" w:cs="Impact"/>
           <w:b/>
           <w:bCs/>
           <w:color w:val="99CCFF"/>
@@ -1857,7 +1857,7 @@
       </w:pPr>
       <w:r>
         <w:rPr>
-          <w:rFonts w:ascii="Impact" w:cs="Impact" w:eastAsia="Impact" w:hAnsi="Impact"/>
+          <w:rFonts w:ascii="Impact" w:hAnsi="Impact" w:eastAsia="Impact" w:cs="Impact"/>
           <w:b/>
           <w:bCs/>
           <w:color w:val="FF0000"/>
@@ -1868,7 +1868,7 @@
       </w:r>
       <w:r>
         <w:rPr>
-          <w:rFonts w:ascii="Impact" w:cs="Impact" w:eastAsia="Impact" w:hAnsi="Impact"/>
+          <w:rFonts w:ascii="Impact" w:hAnsi="Impact" w:eastAsia="Impact" w:cs="Impact"/>
           <w:b/>
           <w:bCs/>
           <w:color w:val="FF3300"/>
@@ -1879,7 +1879,7 @@
       </w:r>
       <w:r>
         <w:rPr>
-          <w:rFonts w:ascii="Impact" w:cs="Impact" w:eastAsia="Impact" w:hAnsi="Impact"/>
+          <w:rFonts w:ascii="Impact" w:hAnsi="Impact" w:eastAsia="Impact" w:cs="Impact"/>
           <w:b/>
           <w:bCs/>
           <w:color w:val="FF6600"/>
@@ -1890,7 +1890,7 @@
       </w:r>
       <w:r>
         <w:rPr>
-          <w:rFonts w:ascii="Impact" w:cs="Impact" w:eastAsia="Impact" w:hAnsi="Impact"/>
+          <w:rFonts w:ascii="Impact" w:hAnsi="Impact" w:eastAsia="Impact" w:cs="Impact"/>
           <w:b/>
           <w:bCs/>
           <w:color w:val="FF9900"/>
@@ -1910,7 +1910,7 @@
       </w:r>
       <w:r>
         <w:rPr>
-          <w:rFonts w:ascii="Impact" w:cs="Impact" w:eastAsia="Impact" w:hAnsi="Impact"/>
+          <w:rFonts w:ascii="Impact" w:hAnsi="Impact" w:eastAsia="Impact" w:cs="Impact"/>
           <w:b/>
           <w:bCs/>
           <w:color w:val="FFCC00"/>
@@ -1921,7 +1921,7 @@
       </w:r>
       <w:r>
         <w:rPr>
-          <w:rFonts w:ascii="Impact" w:cs="Impact" w:eastAsia="Impact" w:hAnsi="Impact"/>
+          <w:rFonts w:ascii="Impact" w:hAnsi="Impact" w:eastAsia="Impact" w:cs="Impact"/>
           <w:b/>
           <w:bCs/>
           <w:color w:val="FFFF00"/>
@@ -1932,7 +1932,7 @@
       </w:r>
       <w:r>
         <w:rPr>
-          <w:rFonts w:ascii="Impact" w:cs="Impact" w:eastAsia="Impact" w:hAnsi="Impact"/>
+          <w:rFonts w:ascii="Impact" w:hAnsi="Impact" w:eastAsia="Impact" w:cs="Impact"/>
           <w:b/>
           <w:bCs/>
           <w:color w:val="FFFF66"/>
@@ -1943,7 +1943,7 @@
       </w:r>
       <w:r>
         <w:rPr>
-          <w:rFonts w:ascii="Impact" w:cs="Impact" w:eastAsia="Impact" w:hAnsi="Impact"/>
+          <w:rFonts w:ascii="Impact" w:hAnsi="Impact" w:eastAsia="Impact" w:cs="Impact"/>
           <w:b/>
           <w:bCs/>
           <w:color w:val="FFFFCC"/>
@@ -1960,7 +1960,7 @@
       </w:pPr>
       <w:r>
         <w:rPr>
-          <w:rFonts w:ascii="Impact" w:cs="Impact" w:eastAsia="Impact" w:hAnsi="Impact"/>
+          <w:rFonts w:ascii="Impact" w:hAnsi="Impact" w:eastAsia="Impact" w:cs="Impact"/>
           <w:b/>
           <w:bCs/>
           <w:color w:val="4B0082"/>
@@ -1971,7 +1971,7 @@
       </w:r>
       <w:r>
         <w:rPr>
-          <w:rFonts w:ascii="Impact" w:cs="Impact" w:eastAsia="Impact" w:hAnsi="Impact"/>
+          <w:rFonts w:ascii="Impact" w:hAnsi="Impact" w:eastAsia="Impact" w:cs="Impact"/>
           <w:b/>
           <w:bCs/>
           <w:color w:val="6B238E"/>
@@ -1982,7 +1982,7 @@
       </w:r>
       <w:r>
         <w:rPr>
-          <w:rFonts w:ascii="Impact" w:cs="Impact" w:eastAsia="Impact" w:hAnsi="Impact"/>
+          <w:rFonts w:ascii="Impact" w:hAnsi="Impact" w:eastAsia="Impact" w:cs="Impact"/>
           <w:b/>
           <w:bCs/>
           <w:color w:val="8B008B"/>
@@ -1993,7 +1993,7 @@
       </w:r>
       <w:r>
         <w:rPr>
-          <w:rFonts w:ascii="Impact" w:cs="Impact" w:eastAsia="Impact" w:hAnsi="Impact"/>
+          <w:rFonts w:ascii="Impact" w:hAnsi="Impact" w:eastAsia="Impact" w:cs="Impact"/>
           <w:b/>
           <w:bCs/>
           <w:color w:val="9932CC"/>
@@ -2004,7 +2004,7 @@
       </w:r>
       <w:r>
         <w:rPr>
-          <w:rFonts w:ascii="Impact" w:cs="Impact" w:eastAsia="Impact" w:hAnsi="Impact"/>
+          <w:rFonts w:ascii="Impact" w:hAnsi="Impact" w:eastAsia="Impact" w:cs="Impact"/>
           <w:b/>
           <w:bCs/>
           <w:color w:val="BA55D3"/>
@@ -2015,7 +2015,7 @@
       </w:r>
       <w:r>
         <w:rPr>
-          <w:rFonts w:ascii="Impact" w:cs="Impact" w:eastAsia="Impact" w:hAnsi="Impact"/>
+          <w:rFonts w:ascii="Impact" w:hAnsi="Impact" w:eastAsia="Impact" w:cs="Impact"/>
           <w:b/>
           <w:bCs/>
           <w:color w:val="DA70D6"/>
@@ -2053,7 +2053,7 @@
       </w:pPr>
       <w:r>
         <w:rPr>
-          <w:rFonts w:ascii="Impact" w:cs="Impact" w:eastAsia="Impact" w:hAnsi="Impact"/>
+          <w:rFonts w:ascii="Impact" w:hAnsi="Impact" w:eastAsia="Impact" w:cs="Impact"/>
           <w:b/>
           <w:bCs/>
           <w:color w:val="0066CC"/>
@@ -2064,7 +2064,7 @@
       </w:r>
       <w:r>
         <w:rPr>
-          <w:rFonts w:ascii="Impact" w:cs="Impact" w:eastAsia="Impact" w:hAnsi="Impact"/>
+          <w:rFonts w:ascii="Impact" w:hAnsi="Impact" w:eastAsia="Impact" w:cs="Impact"/>
           <w:b/>
           <w:bCs/>
           <w:color w:val="0066CC"/>
@@ -2075,7 +2075,7 @@
       </w:r>
       <w:r>
         <w:rPr>
-          <w:rFonts w:ascii="Impact" w:cs="Impact" w:eastAsia="Impact" w:hAnsi="Impact"/>
+          <w:rFonts w:ascii="Impact" w:hAnsi="Impact" w:eastAsia="Impact" w:cs="Impact"/>
           <w:b/>
           <w:bCs/>
           <w:color w:val="0066CC"/>
@@ -2086,7 +2086,7 @@
       </w:r>
       <w:r>
         <w:rPr>
-          <w:rFonts w:ascii="Impact" w:cs="Impact" w:eastAsia="Impact" w:hAnsi="Impact"/>
+          <w:rFonts w:ascii="Impact" w:hAnsi="Impact" w:eastAsia="Impact" w:cs="Impact"/>
           <w:b/>
           <w:bCs/>
           <w:color w:val="0066CC"/>
@@ -2104,7 +2104,7 @@
       </w:r>
       <w:r>
         <w:rPr>
-          <w:rFonts w:ascii="Impact" w:cs="Impact" w:eastAsia="Impact" w:hAnsi="Impact"/>
+          <w:rFonts w:ascii="Impact" w:hAnsi="Impact" w:eastAsia="Impact" w:cs="Impact"/>
           <w:b/>
           <w:bCs/>
           <w:color w:val="0066CC"/>
@@ -2115,7 +2115,7 @@
       </w:r>
       <w:r>
         <w:rPr>
-          <w:rFonts w:ascii="Impact" w:cs="Impact" w:eastAsia="Impact" w:hAnsi="Impact"/>
+          <w:rFonts w:ascii="Impact" w:hAnsi="Impact" w:eastAsia="Impact" w:cs="Impact"/>
           <w:b/>
           <w:bCs/>
           <w:color w:val="0066CC"/>
@@ -2126,7 +2126,7 @@
       </w:r>
       <w:r>
         <w:rPr>
-          <w:rFonts w:ascii="Impact" w:cs="Impact" w:eastAsia="Impact" w:hAnsi="Impact"/>
+          <w:rFonts w:ascii="Impact" w:hAnsi="Impact" w:eastAsia="Impact" w:cs="Impact"/>
           <w:b/>
           <w:bCs/>
           <w:color w:val="0066CC"/>
@@ -2137,7 +2137,7 @@
       </w:r>
       <w:r>
         <w:rPr>
-          <w:rFonts w:ascii="Impact" w:cs="Impact" w:eastAsia="Impact" w:hAnsi="Impact"/>
+          <w:rFonts w:ascii="Impact" w:hAnsi="Impact" w:eastAsia="Impact" w:cs="Impact"/>
           <w:b/>
           <w:bCs/>
           <w:color w:val="0066CC"/>
@@ -2148,7 +2148,7 @@
       </w:r>
       <w:r>
         <w:rPr>
-          <w:rFonts w:ascii="Impact" w:cs="Impact" w:eastAsia="Impact" w:hAnsi="Impact"/>
+          <w:rFonts w:ascii="Impact" w:hAnsi="Impact" w:eastAsia="Impact" w:cs="Impact"/>
           <w:b/>
           <w:bCs/>
           <w:color w:val="0066CC"/>
@@ -2165,7 +2165,7 @@
       </w:pPr>
       <w:r>
         <w:rPr>
-          <w:rFonts w:ascii="Arial Black" w:cs="Arial Black" w:eastAsia="Arial Black" w:hAnsi="Arial Black"/>
+          <w:rFonts w:ascii="Arial Black" w:hAnsi="Arial Black" w:eastAsia="Arial Black" w:cs="Arial Black"/>
           <w:b/>
           <w:bCs/>
           <w:color w:val="FF6600"/>
@@ -2176,7 +2176,7 @@
       </w:r>
       <w:r>
         <w:rPr>
-          <w:rFonts w:ascii="Arial Black" w:cs="Arial Black" w:eastAsia="Arial Black" w:hAnsi="Arial Black"/>
+          <w:rFonts w:ascii="Arial Black" w:hAnsi="Arial Black" w:eastAsia="Arial Black" w:cs="Arial Black"/>
           <w:b/>
           <w:bCs/>
           <w:color w:val="FF6600"/>
@@ -2187,7 +2187,7 @@
       </w:r>
       <w:r>
         <w:rPr>
-          <w:rFonts w:ascii="Arial Black" w:cs="Arial Black" w:eastAsia="Arial Black" w:hAnsi="Arial Black"/>
+          <w:rFonts w:ascii="Arial Black" w:hAnsi="Arial Black" w:eastAsia="Arial Black" w:cs="Arial Black"/>
           <w:b/>
           <w:bCs/>
           <w:color w:val="FF6600"/>
@@ -2198,7 +2198,7 @@
       </w:r>
       <w:r>
         <w:rPr>
-          <w:rFonts w:ascii="Arial Black" w:cs="Arial Black" w:eastAsia="Arial Black" w:hAnsi="Arial Black"/>
+          <w:rFonts w:ascii="Arial Black" w:hAnsi="Arial Black" w:eastAsia="Arial Black" w:cs="Arial Black"/>
           <w:b/>
           <w:bCs/>
           <w:color w:val="FF6600"/>
@@ -2209,7 +2209,7 @@
       </w:r>
       <w:r>
         <w:rPr>
-          <w:rFonts w:ascii="Arial Black" w:cs="Arial Black" w:eastAsia="Arial Black" w:hAnsi="Arial Black"/>
+          <w:rFonts w:ascii="Arial Black" w:hAnsi="Arial Black" w:eastAsia="Arial Black" w:cs="Arial Black"/>
           <w:b/>
           <w:bCs/>
           <w:color w:val="FF6600"/>
@@ -2220,7 +2220,7 @@
       </w:r>
       <w:r>
         <w:rPr>
-          <w:rFonts w:ascii="Arial Black" w:cs="Arial Black" w:eastAsia="Arial Black" w:hAnsi="Arial Black"/>
+          <w:rFonts w:ascii="Arial Black" w:hAnsi="Arial Black" w:eastAsia="Arial Black" w:cs="Arial Black"/>
           <w:b/>
           <w:bCs/>
           <w:color w:val="FF6600"/>
@@ -2231,7 +2231,7 @@
       </w:r>
       <w:r>
         <w:rPr>
-          <w:rFonts w:ascii="Arial Black" w:cs="Arial Black" w:eastAsia="Arial Black" w:hAnsi="Arial Black"/>
+          <w:rFonts w:ascii="Arial Black" w:hAnsi="Arial Black" w:eastAsia="Arial Black" w:cs="Arial Black"/>
           <w:b/>
           <w:bCs/>
           <w:color w:val="FF6600"/>
@@ -2269,7 +2269,7 @@
       </w:pPr>
       <w:r>
         <w:rPr>
-          <w:rFonts w:ascii="Impact" w:cs="Impact" w:eastAsia="Impact" w:hAnsi="Impact"/>
+          <w:rFonts w:ascii="Impact" w:hAnsi="Impact" w:eastAsia="Impact" w:cs="Impact"/>
           <w:b/>
           <w:bCs/>
           <w:color w:val="CCCCCC"/>
@@ -2286,7 +2286,7 @@
       </w:pPr>
       <w:r>
         <w:rPr>
-          <w:rFonts w:ascii="Impact" w:cs="Impact" w:eastAsia="Impact" w:hAnsi="Impact"/>
+          <w:rFonts w:ascii="Impact" w:hAnsi="Impact" w:eastAsia="Impact" w:cs="Impact"/>
           <w:b/>
           <w:bCs/>
           <w:emboss/>
@@ -2304,7 +2304,7 @@
       </w:pPr>
       <w:r>
         <w:rPr>
-          <w:rFonts w:ascii="Impact" w:cs="Impact" w:eastAsia="Impact" w:hAnsi="Impact"/>
+          <w:rFonts w:ascii="Impact" w:hAnsi="Impact" w:eastAsia="Impact" w:cs="Impact"/>
           <w:b/>
           <w:bCs/>
           <w:imprint/>
@@ -2322,7 +2322,7 @@
       </w:pPr>
       <w:r>
         <w:rPr>
-          <w:rFonts w:ascii="Impact" w:cs="Impact" w:eastAsia="Impact" w:hAnsi="Impact"/>
+          <w:rFonts w:ascii="Impact" w:hAnsi="Impact" w:eastAsia="Impact" w:cs="Impact"/>
           <w:b/>
           <w:bCs/>
           <w:color w:val="000000"/>
@@ -2339,7 +2339,7 @@
       </w:pPr>
       <w:r>
         <w:rPr>
-          <w:rFonts w:ascii="Impact" w:cs="Impact" w:eastAsia="Impact" w:hAnsi="Impact"/>
+          <w:rFonts w:ascii="Impact" w:hAnsi="Impact" w:eastAsia="Impact" w:cs="Impact"/>
           <w:b/>
           <w:bCs/>
           <w:color w:val="333333"/>
@@ -2361,7 +2361,7 @@
       </w:pPr>
       <w:r>
         <w:rPr>
-          <w:rFonts w:ascii="Impact" w:cs="Impact" w:eastAsia="Impact" w:hAnsi="Impact"/>
+          <w:rFonts w:ascii="Impact" w:hAnsi="Impact" w:eastAsia="Impact" w:cs="Impact"/>
           <w:b/>
           <w:bCs/>
           <w:color w:val="1F4E79"/>
